--- a/docs/reference/05-Domain-Model.md.docx
+++ b/docs/reference/05-Domain-Model.md.docx
@@ -17048,6 +17048,711 @@
           <w:rtl w:val="0"/>
         </w:rPr>
         <w:t xml:space="preserve">5. 05 中既有 Course / Scheduling Table 摘要若與 04 v2.4 有欄位差異，以 04 v2.4 為準，不複製整份 persistence schema 到本文件。</w:t>
+      </w:r>
+    </w:p>
+    <w:p>
+      <w:pPr>
+        <w:rPr/>
+      </w:pPr>
+      <w:r>
+        <w:rPr>
+          <w:rtl w:val="0"/>
+        </w:rPr>
+      </w:r>
+    </w:p>
+    <w:p>
+      <w:pPr>
+        <w:rPr/>
+      </w:pPr>
+      <w:r>
+        <w:rPr>
+          <w:rtl w:val="0"/>
+        </w:rPr>
+        <w:t xml:space="preserve"># 20. Slice 2 Baseline Backfill Addendum</w:t>
+      </w:r>
+    </w:p>
+    <w:p>
+      <w:pPr>
+        <w:rPr/>
+      </w:pPr>
+      <w:r>
+        <w:rPr>
+          <w:rFonts w:ascii="Arial Unicode MS" w:cs="Arial Unicode MS" w:eastAsia="Arial Unicode MS" w:hAnsi="Arial Unicode MS"/>
+          <w:rtl w:val="0"/>
+        </w:rPr>
+        <w:t xml:space="preserve">本章為 Slice 2「Coach Supply + Lesson Demand」Domain 核准補充基線。若本文件 5.2、5.3、12、17 或其他舊摘要與本章衝突，以本章為準；Persistence 詳細欄位仍以 04 最新 Approved Baseline 為準，API 詳細契約以 06 最新 Approved Baseline 為準。</w:t>
+      </w:r>
+    </w:p>
+    <w:p>
+      <w:pPr>
+        <w:rPr/>
+      </w:pPr>
+      <w:r>
+        <w:rPr>
+          <w:rtl w:val="0"/>
+        </w:rPr>
+      </w:r>
+    </w:p>
+    <w:p>
+      <w:pPr>
+        <w:rPr/>
+      </w:pPr>
+      <w:r>
+        <w:rPr>
+          <w:rtl w:val="0"/>
+        </w:rPr>
+        <w:t xml:space="preserve">## 20.1 Coach Onboarding Domain Lifecycle</w:t>
+      </w:r>
+    </w:p>
+    <w:p>
+      <w:pPr>
+        <w:rPr/>
+      </w:pPr>
+      <w:r>
+        <w:rPr>
+          <w:rFonts w:ascii="Arial Unicode MS" w:cs="Arial Unicode MS" w:eastAsia="Arial Unicode MS" w:hAnsi="Arial Unicode MS"/>
+          <w:rtl w:val="0"/>
+        </w:rPr>
+        <w:t xml:space="preserve">Coach Application 是「一般 Active User 申請取得教練資格」的流程，不要求申請者事前已具有 COACH role。</w:t>
+      </w:r>
+    </w:p>
+    <w:p>
+      <w:pPr>
+        <w:rPr/>
+      </w:pPr>
+      <w:r>
+        <w:rPr>
+          <w:rFonts w:ascii="Arial Unicode MS" w:cs="Arial Unicode MS" w:eastAsia="Arial Unicode MS" w:hAnsi="Arial Unicode MS"/>
+          <w:rtl w:val="0"/>
+        </w:rPr>
+        <w:t xml:space="preserve">建議 Application Service transaction：</w:t>
+      </w:r>
+    </w:p>
+    <w:p>
+      <w:pPr>
+        <w:rPr/>
+      </w:pPr>
+      <w:r>
+        <w:rPr>
+          <w:rFonts w:ascii="Arial Unicode MS" w:cs="Arial Unicode MS" w:eastAsia="Arial Unicode MS" w:hAnsi="Arial Unicode MS"/>
+          <w:rtl w:val="0"/>
+        </w:rPr>
+        <w:t xml:space="preserve">1. 驗證 authenticated User=ACTIVE 與 organization scope。</w:t>
+      </w:r>
+    </w:p>
+    <w:p>
+      <w:pPr>
+        <w:rPr/>
+      </w:pPr>
+      <w:r>
+        <w:rPr>
+          <w:rFonts w:ascii="Arial Unicode MS" w:cs="Arial Unicode MS" w:eastAsia="Arial Unicode MS" w:hAnsi="Arial Unicode MS"/>
+          <w:rtl w:val="0"/>
+        </w:rPr>
+        <w:t xml:space="preserve">2. 建立／提交 CoachApplication。</w:t>
+      </w:r>
+    </w:p>
+    <w:p>
+      <w:pPr>
+        <w:rPr/>
+      </w:pPr>
+      <w:r>
+        <w:rPr>
+          <w:rFonts w:ascii="Arial Unicode MS" w:cs="Arial Unicode MS" w:eastAsia="Arial Unicode MS" w:hAnsi="Arial Unicode MS"/>
+          <w:rtl w:val="0"/>
+        </w:rPr>
+        <w:t xml:space="preserve">3. Committee review 時驗證同 organization 權限。</w:t>
+      </w:r>
+    </w:p>
+    <w:p>
+      <w:pPr>
+        <w:rPr/>
+      </w:pPr>
+      <w:r>
+        <w:rPr>
+          <w:rFonts w:ascii="Arial Unicode MS" w:cs="Arial Unicode MS" w:eastAsia="Arial Unicode MS" w:hAnsi="Arial Unicode MS"/>
+          <w:rtl w:val="0"/>
+        </w:rPr>
+        <w:t xml:space="preserve">4. Approve：CoachApplication -&gt; APPROVED、CoachProfile -&gt; APPROVED、授予／啟用同 organization ACTIVE COACH RoleAssignment、寫入 Audit，需要通知時寫入 Outbox；全部同 transaction。</w:t>
+      </w:r>
+    </w:p>
+    <w:p>
+      <w:pPr>
+        <w:rPr/>
+      </w:pPr>
+      <w:r>
+        <w:rPr>
+          <w:rFonts w:ascii="Arial Unicode MS" w:cs="Arial Unicode MS" w:eastAsia="Arial Unicode MS" w:hAnsi="Arial Unicode MS"/>
+          <w:rtl w:val="0"/>
+        </w:rPr>
+        <w:t xml:space="preserve">5. Reject：CoachApplication -&gt; REJECTED，不授予 COACH role。</w:t>
+      </w:r>
+    </w:p>
+    <w:p>
+      <w:pPr>
+        <w:rPr/>
+      </w:pPr>
+      <w:r>
+        <w:rPr>
+          <w:rFonts w:ascii="Arial Unicode MS" w:cs="Arial Unicode MS" w:eastAsia="Arial Unicode MS" w:hAnsi="Arial Unicode MS"/>
+          <w:rtl w:val="0"/>
+        </w:rPr>
+        <w:t xml:space="preserve">任何一個核准步驟失敗必須 rollback，不可留下「Profile 已核准但沒有 Role」或「有 COACH Role 但 Profile 未核准」的半套狀態。</w:t>
+      </w:r>
+    </w:p>
+    <w:p>
+      <w:pPr>
+        <w:rPr/>
+      </w:pPr>
+      <w:r>
+        <w:rPr>
+          <w:rtl w:val="0"/>
+        </w:rPr>
+      </w:r>
+    </w:p>
+    <w:p>
+      <w:pPr>
+        <w:rPr/>
+      </w:pPr>
+      <w:r>
+        <w:rPr>
+          <w:rFonts w:ascii="Arial Unicode MS" w:cs="Arial Unicode MS" w:eastAsia="Arial Unicode MS" w:hAnsi="Arial Unicode MS"/>
+          <w:rtl w:val="0"/>
+        </w:rPr>
+        <w:t xml:space="preserve">Availability Use Case 的必要條件為：ACTIVE User + ACTIVE COACH RoleAssignment + APPROVED CoachProfile + same organization。RoleAssignment 表示授權角色，CoachProfile APPROVED 表示業務資格；兩者均須成立。</w:t>
+      </w:r>
+    </w:p>
+    <w:p>
+      <w:pPr>
+        <w:rPr/>
+      </w:pPr>
+      <w:r>
+        <w:rPr>
+          <w:rtl w:val="0"/>
+        </w:rPr>
+      </w:r>
+    </w:p>
+    <w:p>
+      <w:pPr>
+        <w:rPr/>
+      </w:pPr>
+      <w:r>
+        <w:rPr>
+          <w:rtl w:val="0"/>
+        </w:rPr>
+        <w:t xml:space="preserve">## 20.2 AvailabilityProposal Aggregate Canonical Model</w:t>
+      </w:r>
+    </w:p>
+    <w:p>
+      <w:pPr>
+        <w:rPr/>
+      </w:pPr>
+      <w:r>
+        <w:rPr>
+          <w:rFonts w:ascii="Arial Unicode MS" w:cs="Arial Unicode MS" w:eastAsia="Arial Unicode MS" w:hAnsi="Arial Unicode MS"/>
+          <w:rtl w:val="0"/>
+        </w:rPr>
+        <w:t xml:space="preserve">一個 `AvailabilityProposal` Aggregate 只包含一個 `TimeRange(startAt, endAt)`。若教練要提出多個互不相同的空堂，建立多個 AvailabilityProposal Aggregate，不在單一 Aggregate 中維護 windows collection。</w:t>
+      </w:r>
+    </w:p>
+    <w:p>
+      <w:pPr>
+        <w:rPr/>
+      </w:pPr>
+      <w:r>
+        <w:rPr>
+          <w:rFonts w:ascii="Arial Unicode MS" w:cs="Arial Unicode MS" w:eastAsia="Arial Unicode MS" w:hAnsi="Arial Unicode MS"/>
+          <w:rtl w:val="0"/>
+        </w:rPr>
+        <w:t xml:space="preserve">Canonical invariant：</w:t>
+      </w:r>
+    </w:p>
+    <w:p>
+      <w:pPr>
+        <w:rPr/>
+      </w:pPr>
+      <w:r>
+        <w:rPr>
+          <w:rFonts w:ascii="Arial Unicode MS" w:cs="Arial Unicode MS" w:eastAsia="Arial Unicode MS" w:hAnsi="Arial Unicode MS"/>
+          <w:rtl w:val="0"/>
+        </w:rPr>
+        <w:t xml:space="preserve">- startAt &lt; endAt。</w:t>
+      </w:r>
+    </w:p>
+    <w:p>
+      <w:pPr>
+        <w:rPr/>
+      </w:pPr>
+      <w:r>
+        <w:rPr>
+          <w:rFonts w:ascii="Arial Unicode MS" w:cs="Arial Unicode MS" w:eastAsia="Arial Unicode MS" w:hAnsi="Arial Unicode MS"/>
+          <w:rtl w:val="0"/>
+        </w:rPr>
+        <w:t xml:space="preserve">- startAt 必須晚於 Backend Clock 的現在時間。</w:t>
+      </w:r>
+    </w:p>
+    <w:p>
+      <w:pPr>
+        <w:rPr/>
+      </w:pPr>
+      <w:r>
+        <w:rPr>
+          <w:rFonts w:ascii="Arial Unicode MS" w:cs="Arial Unicode MS" w:eastAsia="Arial Unicode MS" w:hAnsi="Arial Unicode MS"/>
+          <w:rtl w:val="0"/>
+        </w:rPr>
+        <w:t xml:space="preserve">- DRAFT 才允許一般編輯。</w:t>
+      </w:r>
+    </w:p>
+    <w:p>
+      <w:pPr>
+        <w:rPr/>
+      </w:pPr>
+      <w:r>
+        <w:rPr>
+          <w:rFonts w:ascii="Arial Unicode MS" w:cs="Arial Unicode MS" w:eastAsia="Arial Unicode MS" w:hAnsi="Arial Unicode MS"/>
+          <w:rtl w:val="0"/>
+        </w:rPr>
+        <w:t xml:space="preserve">- SUBMITTED 後依既有 review state machine 處理。</w:t>
+      </w:r>
+    </w:p>
+    <w:p>
+      <w:pPr>
+        <w:rPr/>
+      </w:pPr>
+      <w:r>
+        <w:rPr>
+          <w:rFonts w:ascii="Arial Unicode MS" w:cs="Arial Unicode MS" w:eastAsia="Arial Unicode MS" w:hAnsi="Arial Unicode MS"/>
+          <w:rtl w:val="0"/>
+        </w:rPr>
+        <w:t xml:space="preserve">- APPROVED 且未被有效 Claim 占用時才可被學員選擇。</w:t>
+      </w:r>
+    </w:p>
+    <w:p>
+      <w:pPr>
+        <w:rPr/>
+      </w:pPr>
+      <w:r>
+        <w:rPr>
+          <w:rFonts w:ascii="Arial Unicode MS" w:cs="Arial Unicode MS" w:eastAsia="Arial Unicode MS" w:hAnsi="Arial Unicode MS"/>
+          <w:rtl w:val="0"/>
+        </w:rPr>
+        <w:t xml:space="preserve">- 建立／提交前須再次驗證 ACTIVE COACH role、APPROVED CoachProfile 與 organization scope。</w:t>
+      </w:r>
+    </w:p>
+    <w:p>
+      <w:pPr>
+        <w:rPr/>
+      </w:pPr>
+      <w:r>
+        <w:rPr>
+          <w:rFonts w:ascii="Arial Unicode MS" w:cs="Arial Unicode MS" w:eastAsia="Arial Unicode MS" w:hAnsi="Arial Unicode MS"/>
+          <w:rtl w:val="0"/>
+        </w:rPr>
+        <w:t xml:space="preserve">因此本文件舊有任何暗示「一個 Proposal 含多個 windows」的語意均被本章取代。</w:t>
+      </w:r>
+    </w:p>
+    <w:p>
+      <w:pPr>
+        <w:rPr/>
+      </w:pPr>
+      <w:r>
+        <w:rPr>
+          <w:rtl w:val="0"/>
+        </w:rPr>
+      </w:r>
+    </w:p>
+    <w:p>
+      <w:pPr>
+        <w:rPr/>
+      </w:pPr>
+      <w:r>
+        <w:rPr>
+          <w:rtl w:val="0"/>
+        </w:rPr>
+        <w:t xml:space="preserve">## 20.3 LessonRequest Canonical Model</w:t>
+      </w:r>
+    </w:p>
+    <w:p>
+      <w:pPr>
+        <w:rPr/>
+      </w:pPr>
+      <w:r>
+        <w:rPr>
+          <w:rFonts w:ascii="Arial Unicode MS" w:cs="Arial Unicode MS" w:eastAsia="Arial Unicode MS" w:hAnsi="Arial Unicode MS"/>
+          <w:rtl w:val="0"/>
+        </w:rPr>
+        <w:t xml:space="preserve">`LessonPreference` 的指定教練改以單一 `preferredCoachProfileId` nullable 表達，不使用 `requestedCoachIds` / `preferredCoachIds` collection。一筆 LessonRequest 最多指定一位教練，也可以不指定。</w:t>
+      </w:r>
+    </w:p>
+    <w:p>
+      <w:pPr>
+        <w:rPr/>
+      </w:pPr>
+      <w:r>
+        <w:rPr>
+          <w:rFonts w:ascii="Arial Unicode MS" w:cs="Arial Unicode MS" w:eastAsia="Arial Unicode MS" w:hAnsi="Arial Unicode MS"/>
+          <w:rtl w:val="0"/>
+        </w:rPr>
+        <w:t xml:space="preserve">一般 Student self-service 建立時：</w:t>
+      </w:r>
+    </w:p>
+    <w:p>
+      <w:pPr>
+        <w:rPr/>
+      </w:pPr>
+      <w:r>
+        <w:rPr>
+          <w:rFonts w:ascii="Arial Unicode MS" w:cs="Arial Unicode MS" w:eastAsia="Arial Unicode MS" w:hAnsi="Arial Unicode MS"/>
+          <w:rtl w:val="0"/>
+        </w:rPr>
+        <w:t xml:space="preserve">- requesterUserId 來自 authenticated principal。</w:t>
+      </w:r>
+    </w:p>
+    <w:p>
+      <w:pPr>
+        <w:rPr/>
+      </w:pPr>
+      <w:r>
+        <w:rPr>
+          <w:rFonts w:ascii="Arial Unicode MS" w:cs="Arial Unicode MS" w:eastAsia="Arial Unicode MS" w:hAnsi="Arial Unicode MS"/>
+          <w:rtl w:val="0"/>
+        </w:rPr>
+        <w:t xml:space="preserve">- 前端不可指定其他 user 為 requester。</w:t>
+      </w:r>
+    </w:p>
+    <w:p>
+      <w:pPr>
+        <w:rPr/>
+      </w:pPr>
+      <w:r>
+        <w:rPr>
+          <w:rFonts w:ascii="Arial Unicode MS" w:cs="Arial Unicode MS" w:eastAsia="Arial Unicode MS" w:hAnsi="Arial Unicode MS"/>
+          <w:rtl w:val="0"/>
+        </w:rPr>
+        <w:t xml:space="preserve">- 若從公開 Availability 發起，可附單一 `selectedAvailabilityProposalId` 作為需求來源／submission intent；正式 ACTIVE AvailabilityClaim 仍在 submission transaction 建立。</w:t>
+      </w:r>
+    </w:p>
+    <w:p>
+      <w:pPr>
+        <w:rPr/>
+      </w:pPr>
+      <w:r>
+        <w:rPr>
+          <w:rFonts w:ascii="Arial Unicode MS" w:cs="Arial Unicode MS" w:eastAsia="Arial Unicode MS" w:hAnsi="Arial Unicode MS"/>
+          <w:rtl w:val="0"/>
+        </w:rPr>
+        <w:t xml:space="preserve">- selected Availability 必須與 preferred coach、organization、APPROVED 狀態一致。</w:t>
+      </w:r>
+    </w:p>
+    <w:p>
+      <w:pPr>
+        <w:rPr/>
+      </w:pPr>
+      <w:r>
+        <w:rPr>
+          <w:rFonts w:ascii="Arial Unicode MS" w:cs="Arial Unicode MS" w:eastAsia="Arial Unicode MS" w:hAnsi="Arial Unicode MS"/>
+          <w:rtl w:val="0"/>
+        </w:rPr>
+        <w:t xml:space="preserve">Committee 代建仍可作為獨立 Use Case，但必須保存實際 actor，不得將 actor 偽裝成 requester。</w:t>
+      </w:r>
+    </w:p>
+    <w:p>
+      <w:pPr>
+        <w:rPr/>
+      </w:pPr>
+      <w:r>
+        <w:rPr>
+          <w:rtl w:val="0"/>
+        </w:rPr>
+      </w:r>
+    </w:p>
+    <w:p>
+      <w:pPr>
+        <w:rPr/>
+      </w:pPr>
+      <w:r>
+        <w:rPr>
+          <w:rFonts w:ascii="Arial Unicode MS" w:cs="Arial Unicode MS" w:eastAsia="Arial Unicode MS" w:hAnsi="Arial Unicode MS"/>
+          <w:rtl w:val="0"/>
+        </w:rPr>
+        <w:t xml:space="preserve">## 20.4 AvailabilityClaim 與 Slice Boundary</w:t>
+      </w:r>
+    </w:p>
+    <w:p>
+      <w:pPr>
+        <w:rPr/>
+      </w:pPr>
+      <w:r>
+        <w:rPr>
+          <w:rFonts w:ascii="Arial Unicode MS" w:cs="Arial Unicode MS" w:eastAsia="Arial Unicode MS" w:hAnsi="Arial Unicode MS"/>
+          <w:rtl w:val="0"/>
+        </w:rPr>
+        <w:t xml:space="preserve">AvailabilityClaim 仍屬 Slice 2：學員提交選定公開 Availability 的 LessonRequest 時，Application Service 必須鎖定／重新驗證 Proposal，原子建立 LessonRequest submission + ACTIVE Claim + 必要 Outbox/Audit/Idempotency 狀態。</w:t>
+      </w:r>
+    </w:p>
+    <w:p>
+      <w:pPr>
+        <w:rPr/>
+      </w:pPr>
+      <w:r>
+        <w:rPr>
+          <w:rFonts w:ascii="Arial Unicode MS" w:cs="Arial Unicode MS" w:eastAsia="Arial Unicode MS" w:hAnsi="Arial Unicode MS"/>
+          <w:rtl w:val="0"/>
+        </w:rPr>
+        <w:t xml:space="preserve">`convertedCourseMatchId` 在 Slice 2 Domain 可為 nullable reference/id，但不依賴或實作 Slice 3 CourseMatch Aggregate。Slice 3 建立 Matching 後才負責將 Claim 轉為 MATCHED 並建立正式 persistence FK。</w:t>
+      </w:r>
+    </w:p>
+    <w:p>
+      <w:pPr>
+        <w:rPr/>
+      </w:pPr>
+      <w:r>
+        <w:rPr>
+          <w:rFonts w:ascii="Arial Unicode MS" w:cs="Arial Unicode MS" w:eastAsia="Arial Unicode MS" w:hAnsi="Arial Unicode MS"/>
+          <w:rtl w:val="0"/>
+        </w:rPr>
+        <w:t xml:space="preserve">Domain package 不得為了 deferred FK 直接依賴 matching.infrastructure 或提前建立 CourseMatch。</w:t>
+      </w:r>
+    </w:p>
+    <w:p>
+      <w:pPr>
+        <w:rPr/>
+      </w:pPr>
+      <w:r>
+        <w:rPr>
+          <w:rtl w:val="0"/>
+        </w:rPr>
+      </w:r>
+    </w:p>
+    <w:p>
+      <w:pPr>
+        <w:rPr/>
+      </w:pPr>
+      <w:r>
+        <w:rPr>
+          <w:rtl w:val="0"/>
+        </w:rPr>
+        <w:t xml:space="preserve">## 20.5 Repository / Application Responsibility</w:t>
+      </w:r>
+    </w:p>
+    <w:p>
+      <w:pPr>
+        <w:rPr/>
+      </w:pPr>
+      <w:r>
+        <w:rPr>
+          <w:rFonts w:ascii="Arial Unicode MS" w:cs="Arial Unicode MS" w:eastAsia="Arial Unicode MS" w:hAnsi="Arial Unicode MS"/>
+          <w:rtl w:val="0"/>
+        </w:rPr>
+        <w:t xml:space="preserve">- CoachApplication / CoachProfile Repository：處理教練申請、資格與 Profile persistence。</w:t>
+      </w:r>
+    </w:p>
+    <w:p>
+      <w:pPr>
+        <w:rPr/>
+      </w:pPr>
+      <w:r>
+        <w:rPr>
+          <w:rFonts w:ascii="Arial Unicode MS" w:cs="Arial Unicode MS" w:eastAsia="Arial Unicode MS" w:hAnsi="Arial Unicode MS"/>
+          <w:rtl w:val="0"/>
+        </w:rPr>
+        <w:t xml:space="preserve">- AvailabilityProposalRepository：以單一 Proposal 為 Aggregate 單位，不提供 multi-window Aggregate persistence。</w:t>
+      </w:r>
+    </w:p>
+    <w:p>
+      <w:pPr>
+        <w:rPr/>
+      </w:pPr>
+      <w:r>
+        <w:rPr>
+          <w:rFonts w:ascii="Arial Unicode MS" w:cs="Arial Unicode MS" w:eastAsia="Arial Unicode MS" w:hAnsi="Arial Unicode MS"/>
+          <w:rtl w:val="0"/>
+        </w:rPr>
+        <w:t xml:space="preserve">- LessonRequestRepository：保存 requester、單一 preferred coach、session preferences 與需求狀態。</w:t>
+      </w:r>
+    </w:p>
+    <w:p>
+      <w:pPr>
+        <w:rPr/>
+      </w:pPr>
+      <w:r>
+        <w:rPr>
+          <w:rFonts w:ascii="Arial Unicode MS" w:cs="Arial Unicode MS" w:eastAsia="Arial Unicode MS" w:hAnsi="Arial Unicode MS"/>
+          <w:rtl w:val="0"/>
+        </w:rPr>
+        <w:t xml:space="preserve">- AvailabilityClaimRepository：保護同一 Availability 的 active claim uniqueness 與 claim lifecycle。</w:t>
+      </w:r>
+    </w:p>
+    <w:p>
+      <w:pPr>
+        <w:rPr/>
+      </w:pPr>
+      <w:r>
+        <w:rPr>
+          <w:rFonts w:ascii="Arial Unicode MS" w:cs="Arial Unicode MS" w:eastAsia="Arial Unicode MS" w:hAnsi="Arial Unicode MS"/>
+          <w:rtl w:val="0"/>
+        </w:rPr>
+        <w:t xml:space="preserve">- Application Service 負責 authorization、organization scope、transaction、cross-aggregate consistency、Audit / Outbox；Domain Object 負責自身 state transition 與 invariant。</w:t>
+      </w:r>
+    </w:p>
+    <w:p>
+      <w:pPr>
+        <w:rPr/>
+      </w:pPr>
+      <w:r>
+        <w:rPr>
+          <w:rtl w:val="0"/>
+        </w:rPr>
+      </w:r>
+    </w:p>
+    <w:p>
+      <w:pPr>
+        <w:rPr/>
+      </w:pPr>
+      <w:r>
+        <w:rPr>
+          <w:rtl w:val="0"/>
+        </w:rPr>
+        <w:t xml:space="preserve">## 20.6 Domain Test Backfill</w:t>
+      </w:r>
+    </w:p>
+    <w:p>
+      <w:pPr>
+        <w:rPr/>
+      </w:pPr>
+      <w:r>
+        <w:rPr>
+          <w:rFonts w:ascii="Arial Unicode MS" w:cs="Arial Unicode MS" w:eastAsia="Arial Unicode MS" w:hAnsi="Arial Unicode MS"/>
+          <w:rtl w:val="0"/>
+        </w:rPr>
+        <w:t xml:space="preserve">必測：</w:t>
+      </w:r>
+    </w:p>
+    <w:p>
+      <w:pPr>
+        <w:rPr/>
+      </w:pPr>
+      <w:r>
+        <w:rPr>
+          <w:rFonts w:ascii="Arial Unicode MS" w:cs="Arial Unicode MS" w:eastAsia="Arial Unicode MS" w:hAnsi="Arial Unicode MS"/>
+          <w:rtl w:val="0"/>
+        </w:rPr>
+        <w:t xml:space="preserve">- 無 COACH role 的 ACTIVE User 可以 submit Coach Application。</w:t>
+      </w:r>
+    </w:p>
+    <w:p>
+      <w:pPr>
+        <w:rPr/>
+      </w:pPr>
+      <w:r>
+        <w:rPr>
+          <w:rFonts w:ascii="Arial Unicode MS" w:cs="Arial Unicode MS" w:eastAsia="Arial Unicode MS" w:hAnsi="Arial Unicode MS"/>
+          <w:rtl w:val="0"/>
+        </w:rPr>
+        <w:t xml:space="preserve">- Coach approval 原子授予 COACH role；reject 不授予 role；transaction failure 不得留下半套狀態。</w:t>
+      </w:r>
+    </w:p>
+    <w:p>
+      <w:pPr>
+        <w:rPr/>
+      </w:pPr>
+      <w:r>
+        <w:rPr>
+          <w:rFonts w:ascii="Arial Unicode MS" w:cs="Arial Unicode MS" w:eastAsia="Arial Unicode MS" w:hAnsi="Arial Unicode MS"/>
+          <w:rtl w:val="0"/>
+        </w:rPr>
+        <w:t xml:space="preserve">- Availability 必須同時具備 ACTIVE role + APPROVED profile；缺任一條件均拒絕。</w:t>
+      </w:r>
+    </w:p>
+    <w:p>
+      <w:pPr>
+        <w:rPr/>
+      </w:pPr>
+      <w:r>
+        <w:rPr>
+          <w:rFonts w:ascii="Arial Unicode MS" w:cs="Arial Unicode MS" w:eastAsia="Arial Unicode MS" w:hAnsi="Arial Unicode MS"/>
+          <w:rtl w:val="0"/>
+        </w:rPr>
+        <w:t xml:space="preserve">- 一個 AvailabilityProposal 僅一個 TimeRange。</w:t>
+      </w:r>
+    </w:p>
+    <w:p>
+      <w:pPr>
+        <w:rPr/>
+      </w:pPr>
+      <w:r>
+        <w:rPr>
+          <w:rFonts w:ascii="Arial Unicode MS" w:cs="Arial Unicode MS" w:eastAsia="Arial Unicode MS" w:hAnsi="Arial Unicode MS"/>
+          <w:rtl w:val="0"/>
+        </w:rPr>
+        <w:t xml:space="preserve">- LessonRequest preferred coach 為 0..1，不接受多選語意。</w:t>
+      </w:r>
+    </w:p>
+    <w:p>
+      <w:pPr>
+        <w:rPr/>
+      </w:pPr>
+      <w:r>
+        <w:rPr>
+          <w:rFonts w:ascii="Arial Unicode MS" w:cs="Arial Unicode MS" w:eastAsia="Arial Unicode MS" w:hAnsi="Arial Unicode MS"/>
+          <w:rtl w:val="0"/>
+        </w:rPr>
+        <w:t xml:space="preserve">- Student requester identity 由 principal 控制，不可 mass assign。</w:t>
+      </w:r>
+    </w:p>
+    <w:p>
+      <w:pPr>
+        <w:rPr/>
+      </w:pPr>
+      <w:r>
+        <w:rPr>
+          <w:rFonts w:ascii="Arial Unicode MS" w:cs="Arial Unicode MS" w:eastAsia="Arial Unicode MS" w:hAnsi="Arial Unicode MS"/>
+          <w:rtl w:val="0"/>
+        </w:rPr>
+        <w:t xml:space="preserve">- Availability Claim 競爭時最多一筆 ACTIVE；失敗 transaction 不留下半成品。</w:t>
+      </w:r>
+    </w:p>
+    <w:p>
+      <w:pPr>
+        <w:rPr/>
+      </w:pPr>
+      <w:r>
+        <w:rPr>
+          <w:rtl w:val="0"/>
+        </w:rPr>
+      </w:r>
+    </w:p>
+    <w:p>
+      <w:pPr>
+        <w:rPr/>
+      </w:pPr>
+      <w:r>
+        <w:rPr>
+          <w:rtl w:val="0"/>
+        </w:rPr>
+        <w:t xml:space="preserve">## 20.7 Backfill Review Result</w:t>
+      </w:r>
+    </w:p>
+    <w:p>
+      <w:pPr>
+        <w:rPr/>
+      </w:pPr>
+      <w:r>
+        <w:rPr>
+          <w:rFonts w:ascii="Arial Unicode MS" w:cs="Arial Unicode MS" w:eastAsia="Arial Unicode MS" w:hAnsi="Arial Unicode MS"/>
+          <w:rtl w:val="0"/>
+        </w:rPr>
+        <w:t xml:space="preserve">Slice 2 Domain Baseline 已依核准四項決策完成對齊。後續 Coding 不得以本文件舊 `requestedCoachIds` 等摘要覆蓋本章。</w:t>
+      </w:r>
+    </w:p>
+    <w:p>
+      <w:pPr>
+        <w:rPr/>
+      </w:pPr>
+      <w:r>
+        <w:rPr>
+          <w:rtl w:val="0"/>
+        </w:rPr>
       </w:r>
     </w:p>
     <w:p>
